--- a/app/document_templates/Termo de Comodato - Notebook - modelo.docx
+++ b/app/document_templates/Termo de Comodato - Notebook - modelo.docx
@@ -98,7 +98,7 @@
           <w:szCs w:val="18"/>
           <w:lang w:eastAsia="pt-BR"/>
         </w:rPr>
-        <w:t xml:space="preserve">{{usuario}} </w:t>
+        <w:t xml:space="preserve">{{solicitante}}  </w:t>
       </w:r>
       <w:r>
         <w:rPr>
@@ -189,7 +189,7 @@
           <w:sz w:val="18"/>
           <w:szCs w:val="18"/>
         </w:rPr>
-        <w:t xml:space="preserve">com Matrícula - </w:t>
+        <w:t xml:space="preserve">com Matrícula  </w:t>
       </w:r>
       <w:r>
         <w:rPr>
@@ -688,7 +688,7 @@
               <w:rPr>
                 <w:rFonts w:cs="Arial"/>
               </w:rPr>
-              <w:t xml:space="preserve">{{categoria}} </w:t>
+              <w:t>{{categoria}}</w:t>
             </w:r>
           </w:p>
         </w:tc>
@@ -712,7 +712,7 @@
               <w:rPr>
                 <w:rFonts w:cs="Arial"/>
               </w:rPr>
-              <w:t xml:space="preserve">{{fabricante}} </w:t>
+              <w:t>{{fabricante}}</w:t>
             </w:r>
           </w:p>
         </w:tc>
@@ -737,7 +737,7 @@
                 <w:rStyle w:val="Strong"/>
                 <w:rFonts w:cs="Arial"/>
               </w:rPr>
-              <w:t xml:space="preserve">{{modelo}} </w:t>
+              <w:t>{{modelo}}</w:t>
             </w:r>
           </w:p>
         </w:tc>
@@ -761,7 +761,7 @@
               <w:rPr>
                 <w:rFonts w:cs="Arial"/>
               </w:rPr>
-              <w:t xml:space="preserve">{{patrimonio}} </w:t>
+              <w:t>{{patrimonio}}</w:t>
             </w:r>
           </w:p>
         </w:tc>
@@ -785,7 +785,7 @@
               <w:rPr>
                 <w:rFonts w:cs="Arial"/>
               </w:rPr>
-              <w:t xml:space="preserve">{{serie}} </w:t>
+              <w:t>{{serie}}</w:t>
             </w:r>
           </w:p>
         </w:tc>
@@ -810,7 +810,7 @@
               <w:rPr>
                 <w:rFonts w:cs="Arial"/>
               </w:rPr>
-              <w:t xml:space="preserve">{{chamado}} </w:t>
+              <w:t>{{chamado}}</w:t>
             </w:r>
           </w:p>
         </w:tc>
@@ -854,7 +854,7 @@
       </w:pPr>
       <w:r>
         <w:rPr/>
-        <w:t>Com carregador e baterial.</w:t>
+        <w:t>Com carregador e bateria.</w:t>
       </w:r>
     </w:p>
     <w:p>
@@ -2529,12 +2529,12 @@
         <w:gridCol w:w="961"/>
         <w:gridCol w:w="62"/>
         <w:gridCol w:w="961"/>
-        <w:gridCol w:w="961"/>
+        <w:gridCol w:w="962"/>
         <w:gridCol w:w="960"/>
-        <w:gridCol w:w="1018"/>
-        <w:gridCol w:w="1023"/>
-        <w:gridCol w:w="1021"/>
-        <w:gridCol w:w="852"/>
+        <w:gridCol w:w="1017"/>
+        <w:gridCol w:w="1025"/>
+        <w:gridCol w:w="1020"/>
+        <w:gridCol w:w="851"/>
       </w:tblGrid>
       <w:tr>
         <w:trPr>
@@ -2623,7 +2623,7 @@
         </w:tc>
         <w:tc>
           <w:tcPr>
-            <w:tcW w:w="961" w:type="dxa"/>
+            <w:tcW w:w="962" w:type="dxa"/>
             <w:tcBorders/>
           </w:tcPr>
           <w:p>
@@ -2689,7 +2689,7 @@
         </w:tc>
         <w:tc>
           <w:tcPr>
-            <w:tcW w:w="3914" w:type="dxa"/>
+            <w:tcW w:w="3913" w:type="dxa"/>
             <w:gridSpan w:val="4"/>
             <w:tcBorders/>
             <w:shd w:color="auto" w:fill="auto" w:val="clear"/>
@@ -2811,7 +2811,7 @@
         </w:tc>
         <w:tc>
           <w:tcPr>
-            <w:tcW w:w="961" w:type="dxa"/>
+            <w:tcW w:w="962" w:type="dxa"/>
             <w:tcBorders/>
           </w:tcPr>
           <w:p>
@@ -2877,7 +2877,7 @@
         </w:tc>
         <w:tc>
           <w:tcPr>
-            <w:tcW w:w="3914" w:type="dxa"/>
+            <w:tcW w:w="3913" w:type="dxa"/>
             <w:gridSpan w:val="4"/>
             <w:tcBorders/>
             <w:shd w:color="auto" w:fill="auto" w:val="clear"/>
@@ -2988,7 +2988,7 @@
         </w:tc>
         <w:tc>
           <w:tcPr>
-            <w:tcW w:w="961" w:type="dxa"/>
+            <w:tcW w:w="962" w:type="dxa"/>
             <w:tcBorders/>
           </w:tcPr>
           <w:p>
@@ -3054,7 +3054,7 @@
         </w:tc>
         <w:tc>
           <w:tcPr>
-            <w:tcW w:w="3914" w:type="dxa"/>
+            <w:tcW w:w="3913" w:type="dxa"/>
             <w:gridSpan w:val="4"/>
             <w:tcBorders/>
             <w:shd w:color="auto" w:fill="auto" w:val="clear"/>
@@ -3273,7 +3273,7 @@
         </w:tc>
         <w:tc>
           <w:tcPr>
-            <w:tcW w:w="1023" w:type="dxa"/>
+            <w:tcW w:w="1025" w:type="dxa"/>
             <w:tcBorders/>
             <w:shd w:color="auto" w:fill="auto" w:val="clear"/>
             <w:vAlign w:val="bottom"/>
@@ -3307,7 +3307,7 @@
         </w:tc>
         <w:tc>
           <w:tcPr>
-            <w:tcW w:w="1021" w:type="dxa"/>
+            <w:tcW w:w="1020" w:type="dxa"/>
             <w:tcBorders/>
             <w:shd w:color="auto" w:fill="auto" w:val="clear"/>
             <w:vAlign w:val="bottom"/>
@@ -3341,7 +3341,7 @@
         </w:tc>
         <w:tc>
           <w:tcPr>
-            <w:tcW w:w="852" w:type="dxa"/>
+            <w:tcW w:w="851" w:type="dxa"/>
             <w:tcBorders/>
             <w:shd w:color="auto" w:fill="auto" w:val="clear"/>
             <w:vAlign w:val="bottom"/>
@@ -3450,7 +3450,7 @@
         </w:tc>
         <w:tc>
           <w:tcPr>
-            <w:tcW w:w="961" w:type="dxa"/>
+            <w:tcW w:w="962" w:type="dxa"/>
             <w:tcBorders/>
           </w:tcPr>
           <w:p>
@@ -3516,7 +3516,7 @@
         </w:tc>
         <w:tc>
           <w:tcPr>
-            <w:tcW w:w="3914" w:type="dxa"/>
+            <w:tcW w:w="3913" w:type="dxa"/>
             <w:gridSpan w:val="4"/>
             <w:tcBorders/>
             <w:shd w:color="auto" w:fill="auto" w:val="clear"/>
@@ -3627,7 +3627,7 @@
         </w:tc>
         <w:tc>
           <w:tcPr>
-            <w:tcW w:w="961" w:type="dxa"/>
+            <w:tcW w:w="962" w:type="dxa"/>
             <w:tcBorders/>
           </w:tcPr>
           <w:p>
@@ -3693,7 +3693,7 @@
         </w:tc>
         <w:tc>
           <w:tcPr>
-            <w:tcW w:w="3914" w:type="dxa"/>
+            <w:tcW w:w="3913" w:type="dxa"/>
             <w:gridSpan w:val="4"/>
             <w:tcBorders/>
             <w:shd w:color="auto" w:fill="auto" w:val="clear"/>
@@ -4709,6 +4709,13 @@
   </w:style>
   <w:style w:type="paragraph" w:styleId="Cabealhoerodap1">
     <w:name w:val="Cabeçalho e rodapé1"/>
+    <w:basedOn w:val="Normal"/>
+    <w:qFormat/>
+    <w:pPr/>
+    <w:rPr/>
+  </w:style>
+  <w:style w:type="paragraph" w:styleId="Cabealhoerodap2">
+    <w:name w:val="Cabeçalho e rodapé2"/>
     <w:basedOn w:val="Normal"/>
     <w:qFormat/>
     <w:pPr/>
